--- a/docs/scripts/BTSMedicalEmoji_Advocacy_V1.docx
+++ b/docs/scripts/BTSMedicalEmoji_Advocacy_V1.docx
@@ -4,67 +4,62 @@
   <w:body>
     <w:p>
       <w:r>
-        <w:t>He: The anatomical heart and the lungs are on your keyboard now. There is a longer list that is not.</w:t>
+        <w:t>He: The heart and the lungs are on your keyboard now. There is a longer list that is not.</w:t>
       </w:r>
     </w:p>
     <w:p>
       <w:r>
-        <w:t>He: Our group is still advocating for about ten medical emoji. I want to explain why these particular ones, because the list is not arbitrary.</w:t>
+        <w:t>He: Our group is still asking for about ten more medical emoji. The list is not random. Every one of them stands for something that sends people to the hospital.</w:t>
       </w:r>
     </w:p>
     <w:p>
       <w:r>
-        <w:t>He: Start with the kidney. Chronic kidney disease affects roughly ten percent of people on the planet. In 2019 it caused about 1.3 million deaths. Most people who have it do not know they have it.</w:t>
+        <w:t>He: The kidney. One in ten people in the world has chronic kidney disease, and most of them do not know they have it.</w:t>
       </w:r>
     </w:p>
     <w:p>
       <w:r>
-        <w:t>He: The kidney also carries more support than anything else we have proposed. The American Society of Nephrology, the International Society of Nephrology, the National Kidney Foundation, Kidney Disease Improving Global Outcomes, the American Association of Kidney Patients, and the Canadian Society of Nephrology have all written letters. Patient organizations have asked for it directly.</w:t>
+        <w:t>He: More medical organizations have stood behind the kidney than behind anything else we have proposed. Kidney doctors, kidney foundations, and kidney patients on several continents have written letters asking for it.</w:t>
       </w:r>
     </w:p>
     <w:p>
       <w:r>
-        <w:t>He: Then the liver. It is the organ people joke about and almost never picture. Liver disease is common, it is often silent, and there is no way to draw attention to it in a message without typing the word out.</w:t>
+        <w:t>He: The liver. It is the organ people joke about and almost never picture. Liver disease is common, and it is often silent until it is advanced.</w:t>
       </w:r>
     </w:p>
     <w:p>
       <w:r>
-        <w:t>He: The stomach and the intestines matter for the same reason. Digestive symptoms are among the most common reasons anyone contacts a doctor at all.</w:t>
+        <w:t>He: The stomach and the intestines, because digestive symptoms are among the most common reasons anyone calls a doctor at all.</w:t>
       </w:r>
     </w:p>
     <w:p>
       <w:r>
-        <w:t>He: The spine is different. It is the one people can point to on their own body, and back pain is one of the most common reasons anyone seeks care for pain.</w:t>
+        <w:t>He: The spine, because back pain sends more people looking for help than almost any other kind of pain.</w:t>
       </w:r>
     </w:p>
     <w:p>
       <w:r>
-        <w:t>He: Not every candidate is an organ. The EKG tracing is a piece of medical information rather than a body part. It is arguably the most recognizable image in all of medicine, and it does not exist in Unicode.</w:t>
+        <w:t>He: Not everything on the list is an organ. The heart tracing you see running across a hospital monitor is probably the most recognizable image in all of medicine, and there is still no emoji for it.</w:t>
       </w:r>
     </w:p>
     <w:p>
       <w:r>
-        <w:t>He: The white blood cell, the blood bag, the pill pack, and the weight scale round out the list. A blood bag for donation drives. A pill pack for medication adherence, which is one of the hardest problems in chronic disease. A weight scale for the daily measurement we ask patients with heart failure to take.</w:t>
+        <w:t>He: There is a white blood cell, for the body’s defenses. A blood bag, for donation drives. A pill pack, because remembering medication is one of the hardest parts of living with a long illness. And a scale, because we ask patients with heart failure to weigh themselves every single morning.</w:t>
       </w:r>
     </w:p>
     <w:p>
       <w:r>
-        <w:t>He: So why does any of this need a letter from a medical society?</w:t>
+        <w:t>He: People ask why any of this takes so long.</w:t>
       </w:r>
     </w:p>
     <w:p>
       <w:r>
-        <w:t>He: Because Unicode does not add an emoji simply because it would be nice to have. The bar is evidence that people would actually use it, and evidence that it fills a real gap. A letter from a professional society is proof that an entire field of medicine considers the gap real, rather than one physician.</w:t>
+        <w:t>He: It takes long because the Unicode Consortium does not add an emoji simply because it would be nice to have. You have to show that people will genuinely use it, and that nothing else already fills the gap. A letter from a medical society is how an entire field says this matters, rather than one doctor saying it alone.</w:t>
       </w:r>
     </w:p>
     <w:p>
       <w:r>
-        <w:t>He: That is what we are collecting. If you belong to a society that would sign one, we would like to hear from you.</w:t>
-      </w:r>
-    </w:p>
-    <w:p>
-      <w:r>
-        <w:t>He: These proposals take years. The heart took years. We are patient.</w:t>
+        <w:t>He: That is what we are gathering now. The heart took years. We are patient.</w:t>
       </w:r>
     </w:p>
     <w:sectPr>

--- a/docs/scripts/BTSMedicalEmoji_Advocacy_V1.docx
+++ b/docs/scripts/BTSMedicalEmoji_Advocacy_V1.docx
@@ -9,22 +9,17 @@
     </w:p>
     <w:p>
       <w:r>
-        <w:t>He: Our group is still asking for about ten more medical emoji. The list is not random. Every one of them stands for something that sends people to the hospital.</w:t>
+        <w:t>He: Our group is still asking for about ten more medical emoji. Every one of them stands for something that sends people to the hospital.</w:t>
       </w:r>
     </w:p>
     <w:p>
       <w:r>
-        <w:t>He: The kidney. One in ten people in the world has chronic kidney disease, and most of them do not know they have it.</w:t>
+        <w:t>He: The kidney. One in ten people in the world has chronic kidney disease, and most of them do not know they have it. More medical organizations have stood behind the kidney than behind anything else we have proposed.</w:t>
       </w:r>
     </w:p>
     <w:p>
       <w:r>
-        <w:t>He: More medical organizations have stood behind the kidney than behind anything else we have proposed. Kidney doctors, kidney foundations, and kidney patients on several continents have written letters asking for it.</w:t>
-      </w:r>
-    </w:p>
-    <w:p>
-      <w:r>
-        <w:t>He: The liver. It is the organ people joke about and almost never picture. Liver disease is common, and it is often silent until it is advanced.</w:t>
+        <w:t>He: The liver, which people joke about and almost never picture. Liver disease is common, and it is often silent until it is advanced.</w:t>
       </w:r>
     </w:p>
     <w:p>
@@ -39,27 +34,27 @@
     </w:p>
     <w:p>
       <w:r>
-        <w:t>He: Not everything on the list is an organ. The heart tracing you see running across a hospital monitor is probably the most recognizable image in all of medicine, and there is still no emoji for it.</w:t>
+        <w:t>He: Not everything on the list is an organ. The heart tracing that runs across a hospital monitor may be the most recognizable image in all of medicine, and there is still no emoji for it.</w:t>
       </w:r>
     </w:p>
     <w:p>
       <w:r>
-        <w:t>He: There is a white blood cell, for the body’s defenses. A blood bag, for donation drives. A pill pack, because remembering medication is one of the hardest parts of living with a long illness. And a scale, because we ask patients with heart failure to weigh themselves every single morning.</w:t>
+        <w:t>He: There is a white blood cell. A blood bag, for donation drives. A pill pack, because remembering medication is one of the hardest parts of living with a long illness. And a scale, because we ask patients with heart failure to weigh themselves every morning.</w:t>
       </w:r>
     </w:p>
     <w:p>
       <w:r>
-        <w:t>He: People ask why any of this takes so long.</w:t>
+        <w:t>He: People ask why this takes so long.</w:t>
       </w:r>
     </w:p>
     <w:p>
       <w:r>
-        <w:t>He: It takes long because the Unicode Consortium does not add an emoji simply because it would be nice to have. You have to show that people will genuinely use it, and that nothing else already fills the gap. A letter from a medical society is how an entire field says this matters, rather than one doctor saying it alone.</w:t>
+        <w:t>He: It takes long because nobody adds an emoji simply because it would be nice to have. You have to show that people will genuinely use it. A letter from a medical society is how an entire field says this matters, rather than one doctor saying it alone.</w:t>
       </w:r>
     </w:p>
     <w:p>
       <w:r>
-        <w:t>He: That is what we are gathering now. The heart took years. We are patient.</w:t>
+        <w:t>He: The heart took years. We are patient.</w:t>
       </w:r>
     </w:p>
     <w:sectPr>

--- a/docs/scripts/BTSMedicalEmoji_Advocacy_V1.docx
+++ b/docs/scripts/BTSMedicalEmoji_Advocacy_V1.docx
@@ -4,57 +4,57 @@
   <w:body>
     <w:p>
       <w:r>
-        <w:t>He: The heart and the lungs are on your keyboard now. There is a longer list that is not.</w:t>
+        <w:t>He: Think about how often you talk about your health. Not in a doctor’s office. At the kitchen table. In a message to your sister. Into a phone at eleven at night, because something does not feel right and the appointment is three weeks away.</w:t>
       </w:r>
     </w:p>
     <w:p>
       <w:r>
-        <w:t>He: Our group is still asking for about ten more medical emoji. Every one of them stands for something that sends people to the hospital.</w:t>
+        <w:t>He: Researchers at Microsoft studied more than five hundred thousand conversations that people had with an artificial intelligence assistant about health.</w:t>
       </w:r>
     </w:p>
     <w:p>
       <w:r>
-        <w:t>He: The kidney. One in ten people in the world has chronic kidney disease, and most of them do not know they have it. More medical organizations have stood behind the kidney than behind anything else we have proposed.</w:t>
+        <w:t>He: Nearly one in five of those conversations was somebody describing their own symptoms, trying to make sense of their own test results, or managing a condition they live with.</w:t>
       </w:r>
     </w:p>
     <w:p>
       <w:r>
-        <w:t>He: The liver, which people joke about and almost never picture. Liver disease is common, and it is often silent until it is advanced.</w:t>
+        <w:t>He: And among the conversations about symptoms and conditions, roughly one in seven were not about the person typing at all. They were asking on behalf of a child. An aging parent. A partner.</w:t>
       </w:r>
     </w:p>
     <w:p>
       <w:r>
-        <w:t>He: The stomach and the intestines, because digestive symptoms are among the most common reasons anyone calls a doctor at all.</w:t>
+        <w:t>He: Those conversations climb in the evening and through the night, when the clinic is closed and there is nobody to ask.</w:t>
       </w:r>
     </w:p>
     <w:p>
       <w:r>
-        <w:t>He: The spine, because back pain sends more people looking for help than almost any other kind of pain.</w:t>
+        <w:t>He: That is what health looks like for most people. Somebody on a phone, late, frightened for a person they love.</w:t>
       </w:r>
     </w:p>
     <w:p>
       <w:r>
-        <w:t>He: Not everything on the list is an organ. The heart tracing that runs across a hospital monitor may be the most recognizable image in all of medicine, and there is still no emoji for it.</w:t>
+        <w:t>He: So think about the words that phone hands them.</w:t>
       </w:r>
     </w:p>
     <w:p>
       <w:r>
-        <w:t>He: There is a white blood cell. A blood bag, for donation drives. A pill pack, because remembering medication is one of the hardest parts of living with a long illness. And a scale, because we ask patients with heart failure to weigh themselves every morning.</w:t>
+        <w:t>He: If it is your heart, there is a heart. Your lungs, your brain, your bones, your teeth. Our group helped put some of those there.</w:t>
       </w:r>
     </w:p>
     <w:p>
       <w:r>
-        <w:t>He: People ask why this takes so long.</w:t>
+        <w:t>He: If it is your kidneys, there is nothing. Your liver, nothing. Your stomach, your spine, your intestines, nothing. If you are fighting an infection, there is no way to show the cells that are doing the fighting.</w:t>
       </w:r>
     </w:p>
     <w:p>
       <w:r>
-        <w:t>He: It takes long because nobody adds an emoji simply because it would be nice to have. You have to show that people will genuinely use it. A letter from a medical society is how an entire field says this matters, rather than one doctor saying it alone.</w:t>
+        <w:t>He: Our group is still asking for more healthcare emoji.</w:t>
       </w:r>
     </w:p>
     <w:p>
       <w:r>
-        <w:t>He: The heart took years. We are patient.</w:t>
+        <w:t>He: People assume a symbol is decoration. A symbol is the thing that lets a person point at what is happening inside them, in the language they already type in every day, to the people who are frightened alongside them.</w:t>
       </w:r>
     </w:p>
     <w:sectPr>

--- a/docs/scripts/BTSMedicalEmoji_Advocacy_V1.docx
+++ b/docs/scripts/BTSMedicalEmoji_Advocacy_V1.docx
@@ -2,11 +2,6 @@
 <file path=word/document.xml><?xml version="1.0" encoding="utf-8"?>
 <w:document xmlns:wpc="http://schemas.microsoft.com/office/word/2010/wordprocessingCanvas" xmlns:mo="http://schemas.microsoft.com/office/mac/office/2008/main" xmlns:mc="http://schemas.openxmlformats.org/markup-compatibility/2006" xmlns:mv="urn:schemas-microsoft-com:mac:vml" xmlns:o="urn:schemas-microsoft-com:office:office" xmlns:r="http://schemas.openxmlformats.org/officeDocument/2006/relationships" xmlns:m="http://schemas.openxmlformats.org/officeDocument/2006/math" xmlns:v="urn:schemas-microsoft-com:vml" xmlns:wp14="http://schemas.microsoft.com/office/word/2010/wordprocessingDrawing" xmlns:wp="http://schemas.openxmlformats.org/drawingml/2006/wordprocessingDrawing" xmlns:w10="urn:schemas-microsoft-com:office:word" xmlns:w="http://schemas.openxmlformats.org/wordprocessingml/2006/main" xmlns:w14="http://schemas.microsoft.com/office/word/2010/wordml" xmlns:wpg="http://schemas.microsoft.com/office/word/2010/wordprocessingGroup" xmlns:wpi="http://schemas.microsoft.com/office/word/2010/wordprocessingInk" xmlns:wne="http://schemas.microsoft.com/office/word/2006/wordml" xmlns:wps="http://schemas.microsoft.com/office/word/2010/wordprocessingShape" mc:Ignorable="w14 wp14">
   <w:body>
-    <w:p>
-      <w:r>
-        <w:t>He: Think about how often you talk about your health. Not in a doctor’s office. At the kitchen table. In a message to your sister. Into a phone at eleven at night, because something does not feel right and the appointment is three weeks away.</w:t>
-      </w:r>
-    </w:p>
     <w:p>
       <w:r>
         <w:t>He: Researchers at Microsoft studied more than five hundred thousand conversations that people had with an artificial intelligence assistant about health.</w:t>
@@ -45,6 +40,11 @@
     <w:p>
       <w:r>
         <w:t>He: If it is your kidneys, there is nothing. Your liver, nothing. Your stomach, your spine, your intestines, nothing. If you are fighting an infection, there is no way to show the cells that are doing the fighting.</w:t>
+      </w:r>
+    </w:p>
+    <w:p>
+      <w:r>
+        <w:t>He: Your phone already has a stethoscope. It has an x-ray, and a crutch, and a bandage. Those are the tools we use on you. If you have asthma, and three hundred and sixty three million people do, there is no inhaler.</w:t>
       </w:r>
     </w:p>
     <w:p>

--- a/docs/scripts/BTSMedicalEmoji_Advocacy_V1.docx
+++ b/docs/scripts/BTSMedicalEmoji_Advocacy_V1.docx
@@ -49,12 +49,12 @@
     </w:p>
     <w:p>
       <w:r>
-        <w:t>He: Our group is still asking for more healthcare emoji.</w:t>
+        <w:t>He: Our group is still asking for more medical emoji.</w:t>
       </w:r>
     </w:p>
     <w:p>
       <w:r>
-        <w:t>He: People assume a symbol is decoration. A symbol is the thing that lets a person point at what is happening inside them, in the language they already type in every day, to the people who are frightened alongside them.</w:t>
+        <w:t>He: Emoji are a universal language people type every day, and we want to make sure healthcare and medicine are properly represented.</w:t>
       </w:r>
     </w:p>
     <w:sectPr>
